--- a/demo-kit/ValueLifecycle-Demo-Script.docx
+++ b/demo-kit/ValueLifecycle-Demo-Script.docx
@@ -2272,6 +2272,276 @@
         <w:rPr>
           <w:color w:val="2563EB"/>
         </w:rPr>
+        <w:t xml:space="preserve">6b · The other way in — standalone realization </w:t>
+      </w:r>
+      <w:r>
+        <w:rPr>
+          <w:i/>
+          <w:iCs/>
+          <w:color w:val="2563EB"/>
+        </w:rPr>
+        <w:t xml:space="preserve">(1–2 min · optional)</w:t>
+      </w:r>
+    </w:p>
+    <w:p>
+      <w:pPr>
+        <w:spacing w:after="120" w:line="264"/>
+      </w:pPr>
+      <w:r>
+        <w:t xml:space="preserve">Not every realization starts with a study. When the customer </w:t>
+      </w:r>
+      <w:r>
+        <w:rPr>
+          <w:b/>
+          <w:bCs/>
+        </w:rPr>
+        <w:t xml:space="preserve">already runs the software</w:t>
+      </w:r>
+      <w:r>
+        <w:t xml:space="preserve"> — an existing deployment you simply need to protect and prove value from — you start a realization track </w:t>
+      </w:r>
+      <w:r>
+        <w:rPr>
+          <w:b/>
+          <w:bCs/>
+        </w:rPr>
+        <w:t xml:space="preserve">directly</w:t>
+      </w:r>
+      <w:r>
+        <w:t xml:space="preserve">, with no VE study behind it.</w:t>
+      </w:r>
+    </w:p>
+    <w:p>
+      <w:pPr>
+        <w:spacing w:after="60"/>
+        <w:ind w:left="480" w:hanging="360"/>
+      </w:pPr>
+      <w:r>
+        <w:rPr>
+          <w:b/>
+          <w:bCs/>
+          <w:color w:val="2563EB"/>
+        </w:rPr>
+        <w:t xml:space="preserve">1.	</w:t>
+      </w:r>
+      <w:r>
+        <w:t xml:space="preserve">Go to the </w:t>
+      </w:r>
+      <w:r>
+        <w:rPr>
+          <w:b/>
+          <w:bCs/>
+        </w:rPr>
+        <w:t xml:space="preserve">Value Realization</w:t>
+      </w:r>
+      <w:r>
+        <w:t xml:space="preserve"> workspace and click </w:t>
+      </w:r>
+      <w:r>
+        <w:rPr>
+          <w:b/>
+          <w:bCs/>
+        </w:rPr>
+        <w:t xml:space="preserve">+ New realization track</w:t>
+      </w:r>
+      <w:r>
+        <w:t xml:space="preserve">.</w:t>
+      </w:r>
+    </w:p>
+    <w:p>
+      <w:pPr>
+        <w:spacing w:after="60"/>
+        <w:ind w:left="480" w:hanging="360"/>
+      </w:pPr>
+      <w:r>
+        <w:rPr>
+          <w:b/>
+          <w:bCs/>
+          <w:color w:val="2563EB"/>
+        </w:rPr>
+        <w:t xml:space="preserve">2.	</w:t>
+      </w:r>
+      <w:r>
+        <w:t xml:space="preserve">Give it a </w:t>
+      </w:r>
+      <w:r>
+        <w:rPr>
+          <w:b/>
+          <w:bCs/>
+        </w:rPr>
+        <w:t xml:space="preserve">title</w:t>
+      </w:r>
+      <w:r>
+        <w:t xml:space="preserve">, pick the </w:t>
+      </w:r>
+      <w:r>
+        <w:rPr>
+          <w:b/>
+          <w:bCs/>
+        </w:rPr>
+        <w:t xml:space="preserve">solution profile</w:t>
+      </w:r>
+      <w:r>
+        <w:t xml:space="preserve">, and (optionally) add </w:t>
+      </w:r>
+      <w:r>
+        <w:rPr>
+          <w:b/>
+          <w:bCs/>
+        </w:rPr>
+        <w:t xml:space="preserve">objectives, success criteria and a planned value</w:t>
+      </w:r>
+      <w:r>
+        <w:t xml:space="preserve">. Click </w:t>
+      </w:r>
+      <w:r>
+        <w:rPr>
+          <w:b/>
+          <w:bCs/>
+        </w:rPr>
+        <w:t xml:space="preserve">Create track</w:t>
+      </w:r>
+      <w:r>
+        <w:t xml:space="preserve">.</w:t>
+      </w:r>
+    </w:p>
+    <w:p>
+      <w:pPr>
+        <w:spacing w:after="60"/>
+        <w:ind w:left="480" w:hanging="360"/>
+      </w:pPr>
+      <w:r>
+        <w:rPr>
+          <w:b/>
+          <w:bCs/>
+          <w:color w:val="2563EB"/>
+        </w:rPr>
+        <w:t xml:space="preserve">3.	</w:t>
+      </w:r>
+      <w:r>
+        <w:t xml:space="preserve">You land on a fresh track marked </w:t>
+      </w:r>
+      <w:r>
+        <w:rPr>
+          <w:b/>
+          <w:bCs/>
+        </w:rPr>
+        <w:t xml:space="preserve">"standalone (existing software)"</w:t>
+      </w:r>
+      <w:r>
+        <w:t xml:space="preserve"> — no source study, and </w:t>
+      </w:r>
+      <w:r>
+        <w:rPr>
+          <w:i/>
+          <w:iCs/>
+        </w:rPr>
+        <w:t xml:space="preserve">nothing pre-seeded</w:t>
+      </w:r>
+      <w:r>
+        <w:t xml:space="preserve">. It runs the </w:t>
+      </w:r>
+      <w:r>
+        <w:rPr>
+          <w:b/>
+          <w:bCs/>
+        </w:rPr>
+        <w:t xml:space="preserve">same 7-phase lifecycle</w:t>
+      </w:r>
+      <w:r>
+        <w:t xml:space="preserve">; you set the </w:t>
+      </w:r>
+      <w:r>
+        <w:rPr>
+          <w:b/>
+          <w:bCs/>
+        </w:rPr>
+        <w:t xml:space="preserve">baselines in Phase 2</w:t>
+      </w:r>
+      <w:r>
+        <w:t xml:space="preserve"> from the live deployment instead of inheriting them from a study.</w:t>
+      </w:r>
+    </w:p>
+    <w:p>
+      <w:pPr>
+        <w:pBdr>
+          <w:left w:val="single" w:color="2563EB" w:sz="18" w:space="8"/>
+        </w:pBdr>
+        <w:spacing w:after="120" w:before="40"/>
+        <w:ind w:left="360"/>
+      </w:pPr>
+      <w:r>
+        <w:rPr>
+          <w:i/>
+          <w:iCs/>
+          <w:color w:val="64748B"/>
+        </w:rPr>
+        <w:t xml:space="preserve">"Same proof, different starting point. When there's no case to engineer — the customer already owns it — you skip VE and the handover and go straight to realizing value. This is the motion for </w:t>
+      </w:r>
+      <w:r>
+        <w:rPr>
+          <w:b/>
+          <w:bCs/>
+          <w:i/>
+          <w:iCs/>
+          <w:color w:val="64748B"/>
+        </w:rPr>
+        <w:t xml:space="preserve">renewal assurance and adoption rescues on the installed base</w:t>
+      </w:r>
+      <w:r>
+        <w:rPr>
+          <w:i/>
+          <w:iCs/>
+          <w:color w:val="64748B"/>
+        </w:rPr>
+        <w:t xml:space="preserve">: run the lifecycle, set honest baselines from what's live today, and prove the value against them."</w:t>
+      </w:r>
+    </w:p>
+    <w:p>
+      <w:pPr>
+        <w:spacing w:after="120" w:line="264"/>
+      </w:pPr>
+      <w:r>
+        <w:t xml:space="preserve">Contrast it with the handover track from section 5: one was </w:t>
+      </w:r>
+      <w:r>
+        <w:rPr>
+          <w:i/>
+          <w:iCs/>
+        </w:rPr>
+        <w:t xml:space="preserve">born from a study</w:t>
+      </w:r>
+      <w:r>
+        <w:t xml:space="preserve">, the other </w:t>
+      </w:r>
+      <w:r>
+        <w:rPr>
+          <w:i/>
+          <w:iCs/>
+        </w:rPr>
+        <w:t xml:space="preserve">started standalone</w:t>
+      </w:r>
+      <w:r>
+        <w:t xml:space="preserve"> — and the workspace labels each so you always know which is which.</w:t>
+      </w:r>
+    </w:p>
+    <w:p>
+      <w:pPr>
+        <w:pBdr>
+          <w:bottom w:val="single" w:color="DBE3F0" w:sz="6" w:space="1"/>
+        </w:pBdr>
+        <w:spacing w:after="160" w:before="40"/>
+      </w:pPr>
+    </w:p>
+    <w:p>
+      <w:pPr>
+        <w:pStyle w:val="Heading1"/>
+        <w:spacing w:after="100" w:before="260"/>
+      </w:pPr>
+      <w:r>
+        <w:rPr>
+          <w:color w:val="2563EB"/>
+        </w:rPr>
         <w:t xml:space="preserve">7 · Multi-tenant &amp; roles (1–2 min · optional)</w:t>
       </w:r>
     </w:p>
@@ -2661,6 +2931,60 @@
             </w:r>
             <w:r>
               <w:t xml:space="preserve"> — the function analysis, the business case, and the realized-vs-planned reconciliation a PM tool doesn't model. It complements delivery tooling; it doesn't replace it."</w:t>
+            </w:r>
+          </w:p>
+        </w:tc>
+      </w:tr>
+      <w:tr>
+        <w:tc>
+          <w:tcPr>
+            <w:tcW w:type="dxa" w:w="4680"/>
+            <w:tcMar>
+              <w:top w:type="dxa" w:w="60"/>
+              <w:left w:type="dxa" w:w="110"/>
+              <w:bottom w:type="dxa" w:w="60"/>
+              <w:right w:type="dxa" w:w="110"/>
+            </w:tcMar>
+          </w:tcPr>
+          <w:p>
+            <w:r>
+              <w:t xml:space="preserve">"The customer already owns the software — there's no new deal to engineer."</w:t>
+            </w:r>
+          </w:p>
+        </w:tc>
+        <w:tc>
+          <w:tcPr>
+            <w:tcW w:type="dxa" w:w="4680"/>
+            <w:tcMar>
+              <w:top w:type="dxa" w:w="60"/>
+              <w:left w:type="dxa" w:w="110"/>
+              <w:bottom w:type="dxa" w:w="60"/>
+              <w:right w:type="dxa" w:w="110"/>
+            </w:tcMar>
+          </w:tcPr>
+          <w:p>
+            <w:r>
+              <w:t xml:space="preserve">"Then start a </w:t>
+            </w:r>
+            <w:r>
+              <w:rPr>
+                <w:b/>
+                <w:bCs/>
+              </w:rPr>
+              <w:t xml:space="preserve">standalone realization track</w:t>
+            </w:r>
+            <w:r>
+              <w:t xml:space="preserve">: skip VE and the handover, and run the same 7-phase lifecycle to protect and prove value on what they already run — ideal for </w:t>
+            </w:r>
+            <w:r>
+              <w:rPr>
+                <w:b/>
+                <w:bCs/>
+              </w:rPr>
+              <w:t xml:space="preserve">renewals and adoption rescues</w:t>
+            </w:r>
+            <w:r>
+              <w:t xml:space="preserve"> (section 6b)."</w:t>
             </w:r>
           </w:p>
         </w:tc>
@@ -3262,7 +3586,14 @@
           </w:tcPr>
           <w:p>
             <w:r>
-              <w:t xml:space="preserve">7 · Multi-tenant &amp; roles</w:t>
+              <w:t xml:space="preserve">6b · Standalone realization </w:t>
+            </w:r>
+            <w:r>
+              <w:rPr>
+                <w:i/>
+                <w:iCs/>
+              </w:rPr>
+              <w:t xml:space="preserve">(optional)</w:t>
             </w:r>
           </w:p>
         </w:tc>
@@ -3278,7 +3609,7 @@
           </w:tcPr>
           <w:p>
             <w:r>
-              <w:t xml:space="preserve">2</w:t>
+              <w:t xml:space="preserve">+1–2</w:t>
             </w:r>
           </w:p>
         </w:tc>
@@ -3294,7 +3625,7 @@
           </w:tcPr>
           <w:p>
             <w:r>
-              <w:t xml:space="preserve">21</w:t>
+              <w:t xml:space="preserve">—</w:t>
             </w:r>
           </w:p>
         </w:tc>
@@ -3312,6 +3643,56 @@
           </w:tcPr>
           <w:p>
             <w:r>
+              <w:t xml:space="preserve">7 · Multi-tenant &amp; roles</w:t>
+            </w:r>
+          </w:p>
+        </w:tc>
+        <w:tc>
+          <w:tcPr>
+            <w:tcW w:type="dxa" w:w="3120"/>
+            <w:tcMar>
+              <w:top w:type="dxa" w:w="60"/>
+              <w:left w:type="dxa" w:w="110"/>
+              <w:bottom w:type="dxa" w:w="60"/>
+              <w:right w:type="dxa" w:w="110"/>
+            </w:tcMar>
+          </w:tcPr>
+          <w:p>
+            <w:r>
+              <w:t xml:space="preserve">2</w:t>
+            </w:r>
+          </w:p>
+        </w:tc>
+        <w:tc>
+          <w:tcPr>
+            <w:tcW w:type="dxa" w:w="3120"/>
+            <w:tcMar>
+              <w:top w:type="dxa" w:w="60"/>
+              <w:left w:type="dxa" w:w="110"/>
+              <w:bottom w:type="dxa" w:w="60"/>
+              <w:right w:type="dxa" w:w="110"/>
+            </w:tcMar>
+          </w:tcPr>
+          <w:p>
+            <w:r>
+              <w:t xml:space="preserve">21</w:t>
+            </w:r>
+          </w:p>
+        </w:tc>
+      </w:tr>
+      <w:tr>
+        <w:tc>
+          <w:tcPr>
+            <w:tcW w:type="dxa" w:w="3120"/>
+            <w:tcMar>
+              <w:top w:type="dxa" w:w="60"/>
+              <w:left w:type="dxa" w:w="110"/>
+              <w:bottom w:type="dxa" w:w="60"/>
+              <w:right w:type="dxa" w:w="110"/>
+            </w:tcMar>
+          </w:tcPr>
+          <w:p>
+            <w:r>
               <w:t xml:space="preserve">8 · Close</w:t>
             </w:r>
           </w:p>
@@ -3360,7 +3741,7 @@
         <w:spacing w:after="120" w:line="264"/>
       </w:pPr>
       <w:r>
-        <w:t xml:space="preserve">Runs ~22 minutes with room for questions. To cut to </w:t>
+        <w:t xml:space="preserve">Runs ~22 minutes with room for questions; the standalone-realization aside (6b) is optional and additive. To cut to </w:t>
       </w:r>
       <w:r>
         <w:rPr>

--- a/demo-kit/ValueLifecycle-Demo-Script.docx
+++ b/demo-kit/ValueLifecycle-Demo-Script.docx
@@ -429,6 +429,54 @@
           </w:tcPr>
           <w:p>
             <w:r>
+              <w:t xml:space="preserve">Customer Success login</w:t>
+            </w:r>
+          </w:p>
+        </w:tc>
+        <w:tc>
+          <w:tcPr>
+            <w:tcW w:type="dxa" w:w="4680"/>
+            <w:tcMar>
+              <w:top w:type="dxa" w:w="60"/>
+              <w:left w:type="dxa" w:w="110"/>
+              <w:bottom w:type="dxa" w:w="60"/>
+              <w:right w:type="dxa" w:w="110"/>
+            </w:tcMar>
+          </w:tcPr>
+          <w:p>
+            <w:r>
+              <w:rPr>
+                <w:rFonts w:ascii="Consolas" w:cs="Consolas" w:eastAsia="Consolas" w:hAnsi="Consolas"/>
+                <w:color w:val="B91C1C"/>
+              </w:rPr>
+              <w:t xml:space="preserve">cs@demo.app</w:t>
+            </w:r>
+            <w:r>
+              <w:t xml:space="preserve"> · </w:t>
+            </w:r>
+            <w:r>
+              <w:rPr>
+                <w:rFonts w:ascii="Consolas" w:cs="Consolas" w:eastAsia="Consolas" w:hAnsi="Consolas"/>
+                <w:color w:val="B91C1C"/>
+              </w:rPr>
+              <w:t xml:space="preserve">demo1234</w:t>
+            </w:r>
+          </w:p>
+        </w:tc>
+      </w:tr>
+      <w:tr>
+        <w:tc>
+          <w:tcPr>
+            <w:tcW w:type="dxa" w:w="4680"/>
+            <w:tcMar>
+              <w:top w:type="dxa" w:w="60"/>
+              <w:left w:type="dxa" w:w="110"/>
+              <w:bottom w:type="dxa" w:w="60"/>
+              <w:right w:type="dxa" w:w="110"/>
+            </w:tcMar>
+          </w:tcPr>
+          <w:p>
+            <w:r>
               <w:t xml:space="preserve">Admin login</w:t>
             </w:r>
           </w:p>
@@ -2523,6 +2571,311 @@
       </w:r>
       <w:r>
         <w:t xml:space="preserve"> — and the workspace labels each so you always know which is which.</w:t>
+      </w:r>
+    </w:p>
+    <w:p>
+      <w:pPr>
+        <w:pBdr>
+          <w:bottom w:val="single" w:color="DBE3F0" w:sz="6" w:space="1"/>
+        </w:pBdr>
+        <w:spacing w:after="160" w:before="40"/>
+      </w:pPr>
+    </w:p>
+    <w:p>
+      <w:pPr>
+        <w:pStyle w:val="Heading1"/>
+        <w:spacing w:after="100" w:before="260"/>
+      </w:pPr>
+      <w:r>
+        <w:rPr>
+          <w:color w:val="2563EB"/>
+        </w:rPr>
+        <w:t xml:space="preserve">6c · Customer Success — the continuing relationship </w:t>
+      </w:r>
+      <w:r>
+        <w:rPr>
+          <w:i/>
+          <w:iCs/>
+          <w:color w:val="2563EB"/>
+        </w:rPr>
+        <w:t xml:space="preserve">(2 min · optional)</w:t>
+      </w:r>
+    </w:p>
+    <w:p>
+      <w:pPr>
+        <w:spacing w:after="120" w:line="264"/>
+      </w:pPr>
+      <w:r>
+        <w:t xml:space="preserve">Realization proves </w:t>
+      </w:r>
+      <w:r>
+        <w:rPr>
+          <w:i/>
+          <w:iCs/>
+        </w:rPr>
+        <w:t xml:space="preserve">one</w:t>
+      </w:r>
+      <w:r>
+        <w:t xml:space="preserve"> initiative and closes out; </w:t>
+      </w:r>
+      <w:r>
+        <w:rPr>
+          <w:b/>
+          <w:bCs/>
+        </w:rPr>
+        <w:t xml:space="preserve">Customer Success</w:t>
+      </w:r>
+      <w:r>
+        <w:t xml:space="preserve"> keeps the whole account healthy through renewal and expansion. Switch to </w:t>
+      </w:r>
+      <w:r>
+        <w:rPr>
+          <w:b/>
+          <w:bCs/>
+        </w:rPr>
+        <w:t xml:space="preserve">Customer Success</w:t>
+      </w:r>
+      <w:r>
+        <w:t xml:space="preserve"> as </w:t>
+      </w:r>
+      <w:r>
+        <w:rPr>
+          <w:rFonts w:ascii="Consolas" w:cs="Consolas" w:eastAsia="Consolas" w:hAnsi="Consolas"/>
+          <w:color w:val="B91C1C"/>
+        </w:rPr>
+        <w:t xml:space="preserve">cs@demo.app</w:t>
+      </w:r>
+      <w:r>
+        <w:t xml:space="preserve">.</w:t>
+      </w:r>
+    </w:p>
+    <w:p>
+      <w:pPr>
+        <w:spacing w:after="60"/>
+        <w:ind w:left="480" w:hanging="360"/>
+      </w:pPr>
+      <w:r>
+        <w:rPr>
+          <w:b/>
+          <w:bCs/>
+          <w:color w:val="2563EB"/>
+        </w:rPr>
+        <w:t xml:space="preserve">1.	</w:t>
+      </w:r>
+      <w:r>
+        <w:t xml:space="preserve">On the </w:t>
+      </w:r>
+      <w:r>
+        <w:rPr>
+          <w:b/>
+          <w:bCs/>
+        </w:rPr>
+        <w:t xml:space="preserve">Customer Success workspace</w:t>
+      </w:r>
+      <w:r>
+        <w:t xml:space="preserve">, point at the two engagements and their </w:t>
+      </w:r>
+      <w:r>
+        <w:rPr>
+          <w:b/>
+          <w:bCs/>
+        </w:rPr>
+        <w:t xml:space="preserve">attention badges</w:t>
+      </w:r>
+      <w:r>
+        <w:t xml:space="preserve"> (health, renewal countdown, at-risk).</w:t>
+      </w:r>
+    </w:p>
+    <w:p>
+      <w:pPr>
+        <w:spacing w:after="60"/>
+        <w:ind w:left="480" w:hanging="360"/>
+      </w:pPr>
+      <w:r>
+        <w:rPr>
+          <w:b/>
+          <w:bCs/>
+          <w:color w:val="2563EB"/>
+        </w:rPr>
+        <w:t xml:space="preserve">2.	</w:t>
+      </w:r>
+      <w:r>
+        <w:t xml:space="preserve">Open </w:t>
+      </w:r>
+      <w:r>
+        <w:rPr>
+          <w:b/>
+          <w:bCs/>
+        </w:rPr>
+        <w:t xml:space="preserve">Retail Bank</w:t>
+      </w:r>
+      <w:r>
+        <w:t xml:space="preserve"> — walk the </w:t>
+      </w:r>
+      <w:r>
+        <w:rPr>
+          <w:b/>
+          <w:bCs/>
+        </w:rPr>
+        <w:t xml:space="preserve">8-stage lifecycle</w:t>
+      </w:r>
+      <w:r>
+        <w:t xml:space="preserve"> stepper, then the </w:t>
+      </w:r>
+      <w:r>
+        <w:rPr>
+          <w:b/>
+          <w:bCs/>
+        </w:rPr>
+        <w:t xml:space="preserve">value tiles surfaced from the linked VR track</w:t>
+      </w:r>
+      <w:r>
+        <w:t xml:space="preserve"> (the key line): </w:t>
+      </w:r>
+      <w:r>
+        <w:rPr>
+          <w:i/>
+          <w:iCs/>
+        </w:rPr>
+        <w:t xml:space="preserve">"the value lives on the track; Customer Success references it, it never re-enters it."</w:t>
+      </w:r>
+    </w:p>
+    <w:p>
+      <w:pPr>
+        <w:spacing w:after="60"/>
+        <w:ind w:left="480" w:hanging="360"/>
+      </w:pPr>
+      <w:r>
+        <w:rPr>
+          <w:b/>
+          <w:bCs/>
+          <w:color w:val="2563EB"/>
+        </w:rPr>
+        <w:t xml:space="preserve">3.	</w:t>
+      </w:r>
+      <w:r>
+        <w:t xml:space="preserve">Show the </w:t>
+      </w:r>
+      <w:r>
+        <w:rPr>
+          <w:b/>
+          <w:bCs/>
+        </w:rPr>
+        <w:t xml:space="preserve">Health Scorecard</w:t>
+      </w:r>
+      <w:r>
+        <w:t xml:space="preserve"> (five weighted factors → a RAG band), the </w:t>
+      </w:r>
+      <w:r>
+        <w:rPr>
+          <w:b/>
+          <w:bCs/>
+        </w:rPr>
+        <w:t xml:space="preserve">Stakeholder Map</w:t>
+      </w:r>
+      <w:r>
+        <w:t xml:space="preserve">, and the </w:t>
+      </w:r>
+      <w:r>
+        <w:rPr>
+          <w:b/>
+          <w:bCs/>
+        </w:rPr>
+        <w:t xml:space="preserve">Action Log</w:t>
+      </w:r>
+      <w:r>
+        <w:t xml:space="preserve">.</w:t>
+      </w:r>
+    </w:p>
+    <w:p>
+      <w:pPr>
+        <w:spacing w:after="60"/>
+        <w:ind w:left="480" w:hanging="360"/>
+      </w:pPr>
+      <w:r>
+        <w:rPr>
+          <w:b/>
+          <w:bCs/>
+          <w:color w:val="2563EB"/>
+        </w:rPr>
+        <w:t xml:space="preserve">4.	</w:t>
+      </w:r>
+      <w:r>
+        <w:t xml:space="preserve">Click </w:t>
+      </w:r>
+      <w:r>
+        <w:rPr>
+          <w:b/>
+          <w:bCs/>
+        </w:rPr>
+        <w:t xml:space="preserve">Generate EBR</w:t>
+      </w:r>
+      <w:r>
+        <w:t xml:space="preserve"> — an executive narrative (AI, or a template fallback) is drafted from the account's data, and its next-best-actions drop straight into the Action Log. Then </w:t>
+      </w:r>
+      <w:r>
+        <w:rPr>
+          <w:b/>
+          <w:bCs/>
+        </w:rPr>
+        <w:t xml:space="preserve">Export account review</w:t>
+      </w:r>
+      <w:r>
+        <w:t xml:space="preserve">.</w:t>
+      </w:r>
+    </w:p>
+    <w:p>
+      <w:pPr>
+        <w:spacing w:after="60"/>
+        <w:ind w:left="480" w:hanging="360"/>
+      </w:pPr>
+      <w:r>
+        <w:rPr>
+          <w:b/>
+          <w:bCs/>
+          <w:color w:val="2563EB"/>
+        </w:rPr>
+        <w:t xml:space="preserve">5.	</w:t>
+      </w:r>
+      <w:r>
+        <w:t xml:space="preserve">Back on the </w:t>
+      </w:r>
+      <w:r>
+        <w:rPr>
+          <w:b/>
+          <w:bCs/>
+        </w:rPr>
+        <w:t xml:space="preserve">Portfolio</w:t>
+      </w:r>
+      <w:r>
+        <w:t xml:space="preserve">, point at the </w:t>
+      </w:r>
+      <w:r>
+        <w:rPr>
+          <w:b/>
+          <w:bCs/>
+        </w:rPr>
+        <w:t xml:space="preserve">Customer Success lens</w:t>
+      </w:r>
+      <w:r>
+        <w:t xml:space="preserve"> — health distribution, upcoming renewals, and the needs-attention list.</w:t>
+      </w:r>
+    </w:p>
+    <w:p>
+      <w:pPr>
+        <w:pBdr>
+          <w:left w:val="single" w:color="2563EB" w:sz="18" w:space="8"/>
+        </w:pBdr>
+        <w:spacing w:after="120" w:before="40"/>
+        <w:ind w:left="360"/>
+      </w:pPr>
+      <w:r>
+        <w:rPr>
+          <w:i/>
+          <w:iCs/>
+          <w:color w:val="64748B"/>
+        </w:rPr>
+        <w:t xml:space="preserve">"Sell it, prove it, keep it. The handover turns approved value into proven value; Customer Success turns proven value into a renewed, growing relationship — one workspace, each layer referencing the one beneath it."</w:t>
       </w:r>
     </w:p>
     <w:p>
@@ -2985,6 +3338,50 @@
             </w:r>
             <w:r>
               <w:t xml:space="preserve"> (section 6b)."</w:t>
+            </w:r>
+          </w:p>
+        </w:tc>
+      </w:tr>
+      <w:tr>
+        <w:tc>
+          <w:tcPr>
+            <w:tcW w:type="dxa" w:w="4680"/>
+            <w:tcMar>
+              <w:top w:type="dxa" w:w="60"/>
+              <w:left w:type="dxa" w:w="110"/>
+              <w:bottom w:type="dxa" w:w="60"/>
+              <w:right w:type="dxa" w:w="110"/>
+            </w:tcMar>
+          </w:tcPr>
+          <w:p>
+            <w:r>
+              <w:t xml:space="preserve">"How is this different from our CRM / Customer Success tool?"</w:t>
+            </w:r>
+          </w:p>
+        </w:tc>
+        <w:tc>
+          <w:tcPr>
+            <w:tcW w:type="dxa" w:w="4680"/>
+            <w:tcMar>
+              <w:top w:type="dxa" w:w="60"/>
+              <w:left w:type="dxa" w:w="110"/>
+              <w:bottom w:type="dxa" w:w="60"/>
+              <w:right w:type="dxa" w:w="110"/>
+            </w:tcMar>
+          </w:tcPr>
+          <w:p>
+            <w:r>
+              <w:t xml:space="preserve">"It doesn't replace the CRM — it's the value spine underneath it. The Customer Success engagement here </w:t>
+            </w:r>
+            <w:r>
+              <w:rPr>
+                <w:b/>
+                <w:bCs/>
+              </w:rPr>
+              <w:t xml:space="preserve">references the actual VE studies and VR tracks</w:t>
+            </w:r>
+            <w:r>
+              <w:t xml:space="preserve">, so health, renewal and expansion conversations are grounded in proven value, not just activity metrics (section 6c)."</w:t>
             </w:r>
           </w:p>
         </w:tc>
@@ -3610,6 +4007,63 @@
           <w:p>
             <w:r>
               <w:t xml:space="preserve">+1–2</w:t>
+            </w:r>
+          </w:p>
+        </w:tc>
+        <w:tc>
+          <w:tcPr>
+            <w:tcW w:type="dxa" w:w="3120"/>
+            <w:tcMar>
+              <w:top w:type="dxa" w:w="60"/>
+              <w:left w:type="dxa" w:w="110"/>
+              <w:bottom w:type="dxa" w:w="60"/>
+              <w:right w:type="dxa" w:w="110"/>
+            </w:tcMar>
+          </w:tcPr>
+          <w:p>
+            <w:r>
+              <w:t xml:space="preserve">—</w:t>
+            </w:r>
+          </w:p>
+        </w:tc>
+      </w:tr>
+      <w:tr>
+        <w:tc>
+          <w:tcPr>
+            <w:tcW w:type="dxa" w:w="3120"/>
+            <w:tcMar>
+              <w:top w:type="dxa" w:w="60"/>
+              <w:left w:type="dxa" w:w="110"/>
+              <w:bottom w:type="dxa" w:w="60"/>
+              <w:right w:type="dxa" w:w="110"/>
+            </w:tcMar>
+          </w:tcPr>
+          <w:p>
+            <w:r>
+              <w:t xml:space="preserve">6c · Customer Success </w:t>
+            </w:r>
+            <w:r>
+              <w:rPr>
+                <w:i/>
+                <w:iCs/>
+              </w:rPr>
+              <w:t xml:space="preserve">(optional)</w:t>
+            </w:r>
+          </w:p>
+        </w:tc>
+        <w:tc>
+          <w:tcPr>
+            <w:tcW w:type="dxa" w:w="3120"/>
+            <w:tcMar>
+              <w:top w:type="dxa" w:w="60"/>
+              <w:left w:type="dxa" w:w="110"/>
+              <w:bottom w:type="dxa" w:w="60"/>
+              <w:right w:type="dxa" w:w="110"/>
+            </w:tcMar>
+          </w:tcPr>
+          <w:p>
+            <w:r>
+              <w:t xml:space="preserve">+2</w:t>
             </w:r>
           </w:p>
         </w:tc>

--- a/demo-kit/ValueLifecycle-Demo-Script.docx
+++ b/demo-kit/ValueLifecycle-Demo-Script.docx
@@ -107,7 +107,7 @@
           <w:iCs/>
           <w:color w:val="64748B"/>
         </w:rPr>
-        <w:t xml:space="preserve">; every demo account's password is </w:t>
+        <w:t xml:space="preserve">; every demo account uses the shared seeded password (set in </w:t>
       </w:r>
       <w:r>
         <w:rPr>
@@ -116,15 +116,15 @@
           <w:iCs/>
           <w:color w:val="64748B"/>
         </w:rPr>
-        <w:t xml:space="preserve">demo1234</w:t>
-      </w:r>
-      <w:r>
-        <w:rPr>
-          <w:i/>
-          <w:iCs/>
-          <w:color w:val="64748B"/>
-        </w:rPr>
-        <w:t xml:space="preserve">. Keep this script on a second screen. Timings are a guide, not a metronome.</w:t>
+        <w:t xml:space="preserve">prisma/seed.ts</w:t>
+      </w:r>
+      <w:r>
+        <w:rPr>
+          <w:i/>
+          <w:iCs/>
+          <w:color w:val="64748B"/>
+        </w:rPr>
+        <w:t xml:space="preserve">). Keep this script on a second screen. Timings are a guide, not a metronome.</w:t>
       </w:r>
     </w:p>
     <w:p>
@@ -307,16 +307,6 @@
               </w:rPr>
               <w:t xml:space="preserve">ve@demo.app</w:t>
             </w:r>
-            <w:r>
-              <w:t xml:space="preserve"> · </w:t>
-            </w:r>
-            <w:r>
-              <w:rPr>
-                <w:rFonts w:ascii="Consolas" w:cs="Consolas" w:eastAsia="Consolas" w:hAnsi="Consolas"/>
-                <w:color w:val="B91C1C"/>
-              </w:rPr>
-              <w:t xml:space="preserve">demo1234</w:t>
-            </w:r>
           </w:p>
         </w:tc>
       </w:tr>
@@ -355,16 +345,6 @@
               </w:rPr>
               <w:t xml:space="preserve">reviewer@demo.app</w:t>
             </w:r>
-            <w:r>
-              <w:t xml:space="preserve"> · </w:t>
-            </w:r>
-            <w:r>
-              <w:rPr>
-                <w:rFonts w:ascii="Consolas" w:cs="Consolas" w:eastAsia="Consolas" w:hAnsi="Consolas"/>
-                <w:color w:val="B91C1C"/>
-              </w:rPr>
-              <w:t xml:space="preserve">demo1234</w:t>
-            </w:r>
           </w:p>
         </w:tc>
       </w:tr>
@@ -403,16 +383,6 @@
               </w:rPr>
               <w:t xml:space="preserve">vrm@demo.app</w:t>
             </w:r>
-            <w:r>
-              <w:t xml:space="preserve"> · </w:t>
-            </w:r>
-            <w:r>
-              <w:rPr>
-                <w:rFonts w:ascii="Consolas" w:cs="Consolas" w:eastAsia="Consolas" w:hAnsi="Consolas"/>
-                <w:color w:val="B91C1C"/>
-              </w:rPr>
-              <w:t xml:space="preserve">demo1234</w:t>
-            </w:r>
           </w:p>
         </w:tc>
       </w:tr>
@@ -451,16 +421,6 @@
               </w:rPr>
               <w:t xml:space="preserve">cs@demo.app</w:t>
             </w:r>
-            <w:r>
-              <w:t xml:space="preserve"> · </w:t>
-            </w:r>
-            <w:r>
-              <w:rPr>
-                <w:rFonts w:ascii="Consolas" w:cs="Consolas" w:eastAsia="Consolas" w:hAnsi="Consolas"/>
-                <w:color w:val="B91C1C"/>
-              </w:rPr>
-              <w:t xml:space="preserve">demo1234</w:t>
-            </w:r>
           </w:p>
         </w:tc>
       </w:tr>
@@ -498,16 +458,6 @@
                 <w:color w:val="B91C1C"/>
               </w:rPr>
               <w:t xml:space="preserve">admin@demo.app</w:t>
-            </w:r>
-            <w:r>
-              <w:t xml:space="preserve"> · </w:t>
-            </w:r>
-            <w:r>
-              <w:rPr>
-                <w:rFonts w:ascii="Consolas" w:cs="Consolas" w:eastAsia="Consolas" w:hAnsi="Consolas"/>
-                <w:color w:val="B91C1C"/>
-              </w:rPr>
-              <w:t xml:space="preserve">demo1234</w:t>
             </w:r>
           </w:p>
         </w:tc>

--- a/demo-kit/ValueLifecycle-Demo-Script.docx
+++ b/demo-kit/ValueLifecycle-Demo-Script.docx
@@ -107,7 +107,7 @@
           <w:iCs/>
           <w:color w:val="64748B"/>
         </w:rPr>
-        <w:t xml:space="preserve">; every demo account uses the shared seeded password (set in </w:t>
+        <w:t xml:space="preserve">; every demo account uses the shared password from the </w:t>
       </w:r>
       <w:r>
         <w:rPr>
@@ -116,15 +116,32 @@
           <w:iCs/>
           <w:color w:val="64748B"/>
         </w:rPr>
-        <w:t xml:space="preserve">prisma/seed.ts</w:t>
-      </w:r>
-      <w:r>
-        <w:rPr>
-          <w:i/>
-          <w:iCs/>
-          <w:color w:val="64748B"/>
-        </w:rPr>
-        <w:t xml:space="preserve">). Keep this script on a second screen. Timings are a guide, not a metronome.</w:t>
+        <w:t xml:space="preserve">DEMO_PASSWORD</w:t>
+      </w:r>
+      <w:r>
+        <w:rPr>
+          <w:i/>
+          <w:iCs/>
+          <w:color w:val="64748B"/>
+        </w:rPr>
+        <w:t xml:space="preserve"> env var (set it in </w:t>
+      </w:r>
+      <w:r>
+        <w:rPr>
+          <w:rFonts w:ascii="Consolas" w:cs="Consolas" w:eastAsia="Consolas" w:hAnsi="Consolas"/>
+          <w:i/>
+          <w:iCs/>
+          <w:color w:val="64748B"/>
+        </w:rPr>
+        <w:t xml:space="preserve">.env</w:t>
+      </w:r>
+      <w:r>
+        <w:rPr>
+          <w:i/>
+          <w:iCs/>
+          <w:color w:val="64748B"/>
+        </w:rPr>
+        <w:t xml:space="preserve"> before seeding to enable one-click sign-in). Keep this script on a second screen. Timings are a guide, not a metronome.</w:t>
       </w:r>
     </w:p>
     <w:p>

--- a/demo-kit/ValueLifecycle-Demo-Script.docx
+++ b/demo-kit/ValueLifecycle-Demo-Script.docx
@@ -587,6 +587,81 @@
       </w:r>
       <w:r>
         <w:t xml:space="preserve"> already loaded in a background tab so you can jump to a "finished" example if you run short on time.</w:t>
+      </w:r>
+    </w:p>
+    <w:p>
+      <w:pPr>
+        <w:spacing w:after="120" w:line="264"/>
+      </w:pPr>
+      <w:r>
+        <w:rPr>
+          <w:b/>
+          <w:bCs/>
+        </w:rPr>
+        <w:t xml:space="preserve">Optional storyline — ITSM-platform displacement.</w:t>
+      </w:r>
+      <w:r>
+        <w:t xml:space="preserve"> The kit ships a filled sample </w:t>
+      </w:r>
+      <w:r>
+        <w:rPr>
+          <w:b/>
+          <w:bCs/>
+        </w:rPr>
+        <w:t xml:space="preserve">VE + VR pair</w:t>
+      </w:r>
+      <w:r>
+        <w:t xml:space="preserve"> (</w:t>
+      </w:r>
+      <w:r>
+        <w:rPr>
+          <w:rFonts w:ascii="Consolas" w:cs="Consolas" w:eastAsia="Consolas" w:hAnsi="Consolas"/>
+          <w:color w:val="B91C1C"/>
+        </w:rPr>
+        <w:t xml:space="preserve">ValueLifecycle-Sample-ITSM-Displacement-VE-Discovery.xlsx</w:t>
+      </w:r>
+      <w:r>
+        <w:t xml:space="preserve"> / </w:t>
+      </w:r>
+      <w:r>
+        <w:rPr>
+          <w:rFonts w:ascii="Consolas" w:cs="Consolas" w:eastAsia="Consolas" w:hAnsi="Consolas"/>
+          <w:color w:val="B91C1C"/>
+        </w:rPr>
+        <w:t xml:space="preserve">-VR-Intake.xlsx</w:t>
+      </w:r>
+      <w:r>
+        <w:t xml:space="preserve">) for a competitive </w:t>
+      </w:r>
+      <w:r>
+        <w:rPr>
+          <w:b/>
+          <w:bCs/>
+        </w:rPr>
+        <w:t xml:space="preserve">displacement / TCO case</w:t>
+      </w:r>
+      <w:r>
+        <w:t xml:space="preserve">. Import them beforehand (Runbook §6a) if you want to run that storyline — a study landing </w:t>
+      </w:r>
+      <w:r>
+        <w:rPr>
+          <w:b/>
+          <w:bCs/>
+        </w:rPr>
+        <w:t xml:space="preserve">ROI ~385% · payback ~12 months</w:t>
+      </w:r>
+      <w:r>
+        <w:t xml:space="preserve"> and a realization track proving </w:t>
+      </w:r>
+      <w:r>
+        <w:rPr>
+          <w:b/>
+          <w:bCs/>
+        </w:rPr>
+        <w:t xml:space="preserve">$630K/yr</w:t>
+      </w:r>
+      <w:r>
+        <w:t xml:space="preserve"> (linked back to its source study) — instead of, or alongside, the seeded hero study. It makes the "quantify, then prove" arc land hard for a cost-out audience.</w:t>
       </w:r>
     </w:p>
     <w:p>

--- a/demo-kit/ValueLifecycle-Demo-Script.docx
+++ b/demo-kit/ValueLifecycle-Demo-Script.docx
@@ -492,7 +492,7 @@
           </w:tcPr>
           <w:p>
             <w:r>
-              <w:t xml:space="preserve">Hero study (construction, handed over)</w:t>
+              <w:t xml:space="preserve">Hero study (batch automation, handed over)</w:t>
             </w:r>
           </w:p>
         </w:tc>
@@ -540,7 +540,7 @@
           </w:tcPr>
           <w:p>
             <w:r>
-              <w:t xml:space="preserve">Ready-to-hand-over study (SaaS)</w:t>
+              <w:t xml:space="preserve">Second study (IT service management)</w:t>
             </w:r>
           </w:p>
         </w:tc>
@@ -1023,7 +1023,7 @@
           <w:iCs/>
           <w:color w:val="64748B"/>
         </w:rPr>
-        <w:t xml:space="preserve">"Same platform, three industries out of the box — construction, manufacturing, SaaS — because industry here is </w:t>
+        <w:t xml:space="preserve">"Same platform, several solution profiles out of the box — workload automation, mainframe, service &amp; operations — because the profile here is </w:t>
       </w:r>
       <w:r>
         <w:rPr>
@@ -1077,7 +1077,7 @@
         <w:t xml:space="preserve">`VE-2026-021`</w:t>
       </w:r>
       <w:r>
-        <w:t xml:space="preserve"> (the SaaS study) from the VE workspace, or create a fresh one to show the wizard — your call on time.</w:t>
+        <w:t xml:space="preserve"> (the IT service management study) from the VE workspace, or create a fresh one to show the wizard — your call on time.</w:t>
       </w:r>
     </w:p>
     <w:p>
